--- a/docs/M7_UNIT_AGENTE/README.docx
+++ b/docs/M7_UNIT_AGENTE/README.docx
@@ -610,7 +610,294 @@
         <w:pStyle w:val="Heading2"/>
       </w:pPr>
       <w:r>
-        <w:t>2 · El ciclo, medido</w:t>
+        <w:t>2 · El punto de partida: los tests a mano</w:t>
+      </w:r>
+    </w:p>
+    <w:p>
+      <w:r>
+        <w:t>El ciclo del LabX empieza por los tests escritos y revisados a mano. En este producto ya existían, y son los que se le dieron al agente como contexto:</w:t>
+      </w:r>
+    </w:p>
+    <w:tbl>
+      <w:tblPr>
+        <w:tblStyle w:val="LightGrid-Accent1"/>
+        <w:tblW w:type="auto" w:w="0"/>
+        <w:tblLook w:firstColumn="1" w:firstRow="1" w:lastColumn="0" w:lastRow="0" w:noHBand="0" w:noVBand="1" w:val="04A0"/>
+      </w:tblPr>
+      <w:tblGrid>
+        <w:gridCol w:w="2160"/>
+        <w:gridCol w:w="2160"/>
+        <w:gridCol w:w="2160"/>
+        <w:gridCol w:w="2160"/>
+      </w:tblGrid>
+      <w:tr>
+        <w:tc>
+          <w:tcPr>
+            <w:tcW w:type="dxa" w:w="2160"/>
+          </w:tcPr>
+          <w:p>
+            <w:r>
+              <w:rPr>
+                <w:b/>
+              </w:rPr>
+            </w:r>
+            <w:r>
+              <w:rPr>
+                <w:b/>
+              </w:rPr>
+              <w:t>Ejercicio</w:t>
+            </w:r>
+          </w:p>
+        </w:tc>
+        <w:tc>
+          <w:tcPr>
+            <w:tcW w:type="dxa" w:w="2160"/>
+          </w:tcPr>
+          <w:p>
+            <w:r>
+              <w:rPr>
+                <w:b/>
+              </w:rPr>
+            </w:r>
+            <w:r>
+              <w:rPr>
+                <w:b/>
+              </w:rPr>
+              <w:t>Fichero a mano</w:t>
+            </w:r>
+          </w:p>
+        </w:tc>
+        <w:tc>
+          <w:tcPr>
+            <w:tcW w:type="dxa" w:w="2160"/>
+          </w:tcPr>
+          <w:p>
+            <w:r>
+              <w:rPr>
+                <w:b/>
+              </w:rPr>
+            </w:r>
+            <w:r>
+              <w:rPr>
+                <w:b/>
+              </w:rPr>
+              <w:t>Tests</w:t>
+            </w:r>
+          </w:p>
+        </w:tc>
+        <w:tc>
+          <w:tcPr>
+            <w:tcW w:type="dxa" w:w="2160"/>
+          </w:tcPr>
+          <w:p>
+            <w:r>
+              <w:rPr>
+                <w:b/>
+              </w:rPr>
+            </w:r>
+            <w:r>
+              <w:rPr>
+                <w:b/>
+              </w:rPr>
+              <w:t>Corrida</w:t>
+            </w:r>
+          </w:p>
+        </w:tc>
+      </w:tr>
+      <w:tr>
+        <w:tc>
+          <w:tcPr>
+            <w:tcW w:type="dxa" w:w="2160"/>
+          </w:tcPr>
+          <w:p>
+            <w:r/>
+            <w:r>
+              <w:t>1 · motor ISCN</w:t>
+            </w:r>
+          </w:p>
+        </w:tc>
+        <w:tc>
+          <w:tcPr>
+            <w:tcW w:type="dxa" w:w="2160"/>
+          </w:tcPr>
+          <w:p>
+            <w:r/>
+            <w:r>
+              <w:rPr>
+                <w:rFonts w:ascii="Consolas" w:hAnsi="Consolas"/>
+                <w:sz w:val="19"/>
+              </w:rPr>
+              <w:t>apps/samples/tests/test_iscn.py</w:t>
+            </w:r>
+          </w:p>
+        </w:tc>
+        <w:tc>
+          <w:tcPr>
+            <w:tcW w:type="dxa" w:w="2160"/>
+          </w:tcPr>
+          <w:p>
+            <w:r/>
+            <w:r>
+              <w:t>37 funciones (</w:t>
+            </w:r>
+            <w:r>
+              <w:rPr>
+                <w:b/>
+              </w:rPr>
+              <w:t>85</w:t>
+            </w:r>
+            <w:r>
+              <w:t xml:space="preserve"> con parametrización)</w:t>
+            </w:r>
+          </w:p>
+        </w:tc>
+        <w:tc>
+          <w:tcPr>
+            <w:tcW w:type="dxa" w:w="2160"/>
+          </w:tcPr>
+          <w:p>
+            <w:r/>
+            <w:r>
+              <w:rPr>
+                <w:rFonts w:ascii="Consolas" w:hAnsi="Consolas"/>
+                <w:sz w:val="19"/>
+              </w:rPr>
+              <w:t>85 passed in 0.94s</w:t>
+            </w:r>
+          </w:p>
+        </w:tc>
+      </w:tr>
+      <w:tr>
+        <w:tc>
+          <w:tcPr>
+            <w:tcW w:type="dxa" w:w="2160"/>
+          </w:tcPr>
+          <w:p>
+            <w:r/>
+            <w:r>
+              <w:t>2 · endpoint</w:t>
+            </w:r>
+          </w:p>
+        </w:tc>
+        <w:tc>
+          <w:tcPr>
+            <w:tcW w:type="dxa" w:w="2160"/>
+          </w:tcPr>
+          <w:p>
+            <w:r/>
+            <w:r>
+              <w:rPr>
+                <w:rFonts w:ascii="Consolas" w:hAnsi="Consolas"/>
+                <w:sz w:val="19"/>
+              </w:rPr>
+              <w:t>apps/samples/tests/test_contrato_karyotype.py</w:t>
+            </w:r>
+          </w:p>
+        </w:tc>
+        <w:tc>
+          <w:tcPr>
+            <w:tcW w:type="dxa" w:w="2160"/>
+          </w:tcPr>
+          <w:p>
+            <w:r/>
+            <w:r>
+              <w:rPr>
+                <w:b/>
+              </w:rPr>
+              <w:t>14</w:t>
+            </w:r>
+          </w:p>
+        </w:tc>
+        <w:tc>
+          <w:tcPr>
+            <w:tcW w:type="dxa" w:w="2160"/>
+          </w:tcPr>
+          <w:p>
+            <w:r/>
+            <w:r>
+              <w:rPr>
+                <w:rFonts w:ascii="Consolas" w:hAnsi="Consolas"/>
+                <w:sz w:val="19"/>
+              </w:rPr>
+              <w:t>14 passed in 21.57s</w:t>
+            </w:r>
+          </w:p>
+        </w:tc>
+      </w:tr>
+    </w:tbl>
+    <w:p/>
+    <w:p>
+      <w:pPr>
+        <w:spacing w:after="200"/>
+        <w:ind w:left="280"/>
+      </w:pPr>
+      <w:r>
+        <w:rPr>
+          <w:rFonts w:ascii="Consolas" w:hAnsi="Consolas"/>
+          <w:color w:val="1F2A37"/>
+          <w:sz w:val="17"/>
+        </w:rPr>
+        <w:t>cd backend-clinic</w:t>
+        <w:br/>
+        <w:t>.venv/Scripts/python -m pytest apps/samples/tests/test_iscn.py -q --no-cov</w:t>
+        <w:br/>
+        <w:t>.venv/Scripts/python -m pytest apps/samples/tests/test_contrato_karyotype.py -q --no-cov</w:t>
+      </w:r>
+    </w:p>
+    <w:p>
+      <w:r>
+        <w:t xml:space="preserve">Los del ejercicio 1 prueban el motor contra </w:t>
+      </w:r>
+      <w:r>
+        <w:rPr>
+          <w:b/>
+        </w:rPr>
+        <w:t>síndromes reales con nomenclatura publicada</w:t>
+      </w:r>
+      <w:r>
+        <w:t xml:space="preserve"> —Down, Edwards, Patau, Turner, Klinefelter— y contra el estándar ISCN 2024 citado sección por sección. Los del ejercicio 2 validan la respuesta del endpoint contra su </w:t>
+      </w:r>
+      <w:r>
+        <w:rPr>
+          <w:b/>
+        </w:rPr>
+        <w:t>JSON Schema</w:t>
+      </w:r>
+      <w:r>
+        <w:t xml:space="preserve"> (</w:t>
+      </w:r>
+      <w:r>
+        <w:rPr>
+          <w:rFonts w:ascii="Consolas" w:hAnsi="Consolas"/>
+          <w:sz w:val="19"/>
+        </w:rPr>
+        <w:t>contratos.py</w:t>
+      </w:r>
+      <w:r>
+        <w:t>) y barren los cuatro códigos HTTP del contrato.</w:t>
+      </w:r>
+    </w:p>
+    <w:p>
+      <w:r>
+        <w:t xml:space="preserve">Ese es el listón contra el que se mide lo que devuelva el agente. Y adelanta el resultado: </w:t>
+      </w:r>
+      <w:r>
+        <w:rPr>
+          <w:b/>
+        </w:rPr>
+        <w:t>una unidad ya probada así deja muy poco que pedirle a un agente</w:t>
+      </w:r>
+      <w:r>
+        <w:t xml:space="preserve"> — ver §6.</w:t>
+      </w:r>
+    </w:p>
+    <w:p/>
+    <w:p>
+      <w:pPr>
+        <w:pStyle w:val="Heading2"/>
+      </w:pPr>
+      <w:r>
+        <w:t>3 · El ciclo, medido</w:t>
       </w:r>
     </w:p>
     <w:p>
@@ -691,7 +978,7 @@
         <w:pStyle w:val="Heading2"/>
       </w:pPr>
       <w:r>
-        <w:t>3 · El primer tropiezo es el que el LabX anticipa</w:t>
+        <w:t>4 · El primer tropiezo es el que el LabX anticipa</w:t>
       </w:r>
     </w:p>
     <w:p>
@@ -766,45 +1053,237 @@
         <w:pStyle w:val="Heading2"/>
       </w:pPr>
       <w:r>
-        <w:t>4 · La auditoría, test por test</w:t>
+        <w:t>5 · La auditoría, test por test</w:t>
       </w:r>
     </w:p>
     <w:p>
       <w:r>
-        <w:t>Las tres preguntas del LabX §3:</w:t>
+        <w:t>Las tres preguntas del LabX §3, aplicadas una a una:</w:t>
       </w:r>
     </w:p>
+    <w:tbl>
+      <w:tblPr>
+        <w:tblStyle w:val="LightGrid-Accent1"/>
+        <w:tblW w:type="auto" w:w="0"/>
+        <w:tblLook w:firstColumn="1" w:firstRow="1" w:lastColumn="0" w:lastRow="0" w:noHBand="0" w:noVBand="1" w:val="04A0"/>
+      </w:tblPr>
+      <w:tblGrid>
+        <w:gridCol w:w="2880"/>
+        <w:gridCol w:w="2880"/>
+        <w:gridCol w:w="2880"/>
+      </w:tblGrid>
+      <w:tr>
+        <w:tc>
+          <w:tcPr>
+            <w:tcW w:type="dxa" w:w="2880"/>
+          </w:tcPr>
+          <w:p>
+            <w:r>
+              <w:rPr>
+                <w:b/>
+              </w:rPr>
+            </w:r>
+            <w:r>
+              <w:rPr>
+                <w:b/>
+              </w:rPr>
+              <w:t>#</w:t>
+            </w:r>
+          </w:p>
+        </w:tc>
+        <w:tc>
+          <w:tcPr>
+            <w:tcW w:type="dxa" w:w="2880"/>
+          </w:tcPr>
+          <w:p>
+            <w:r>
+              <w:rPr>
+                <w:b/>
+              </w:rPr>
+            </w:r>
+            <w:r>
+              <w:rPr>
+                <w:b/>
+              </w:rPr>
+              <w:t>La pregunta</w:t>
+            </w:r>
+          </w:p>
+        </w:tc>
+        <w:tc>
+          <w:tcPr>
+            <w:tcW w:type="dxa" w:w="2880"/>
+          </w:tcPr>
+          <w:p>
+            <w:r>
+              <w:rPr>
+                <w:b/>
+              </w:rPr>
+            </w:r>
+            <w:r>
+              <w:rPr>
+                <w:b/>
+              </w:rPr>
+              <w:t>Si la respuesta es «no»…</w:t>
+            </w:r>
+          </w:p>
+        </w:tc>
+      </w:tr>
+      <w:tr>
+        <w:tc>
+          <w:tcPr>
+            <w:tcW w:type="dxa" w:w="2880"/>
+          </w:tcPr>
+          <w:p>
+            <w:r/>
+            <w:r>
+              <w:rPr>
+                <w:b/>
+              </w:rPr>
+              <w:t>P1</w:t>
+            </w:r>
+          </w:p>
+        </w:tc>
+        <w:tc>
+          <w:tcPr>
+            <w:tcW w:type="dxa" w:w="2880"/>
+          </w:tcPr>
+          <w:p>
+            <w:r/>
+            <w:r>
+              <w:t xml:space="preserve">Si rompo la función, ¿este test se pone </w:t>
+            </w:r>
+            <w:r>
+              <w:rPr>
+                <w:b/>
+              </w:rPr>
+              <w:t>rojo</w:t>
+            </w:r>
+            <w:r>
+              <w:t>?</w:t>
+            </w:r>
+          </w:p>
+        </w:tc>
+        <w:tc>
+          <w:tcPr>
+            <w:tcW w:type="dxa" w:w="2880"/>
+          </w:tcPr>
+          <w:p>
+            <w:r/>
+            <w:r>
+              <w:t>No prueba nada. Se borra.</w:t>
+            </w:r>
+          </w:p>
+        </w:tc>
+      </w:tr>
+      <w:tr>
+        <w:tc>
+          <w:tcPr>
+            <w:tcW w:type="dxa" w:w="2880"/>
+          </w:tcPr>
+          <w:p>
+            <w:r/>
+            <w:r>
+              <w:rPr>
+                <w:b/>
+              </w:rPr>
+              <w:t>P2</w:t>
+            </w:r>
+          </w:p>
+        </w:tc>
+        <w:tc>
+          <w:tcPr>
+            <w:tcW w:type="dxa" w:w="2880"/>
+          </w:tcPr>
+          <w:p>
+            <w:r/>
+            <w:r>
+              <w:t xml:space="preserve">¿El assert dice lo que el código </w:t>
+            </w:r>
+            <w:r>
+              <w:rPr>
+                <w:b/>
+              </w:rPr>
+              <w:t>debe</w:t>
+            </w:r>
+            <w:r>
+              <w:t xml:space="preserve"> hacer, o copió lo que hace hoy?</w:t>
+            </w:r>
+          </w:p>
+        </w:tc>
+        <w:tc>
+          <w:tcPr>
+            <w:tcW w:type="dxa" w:w="2880"/>
+          </w:tcPr>
+          <w:p>
+            <w:r/>
+            <w:r>
+              <w:t>Es una foto. Se decide el comportamiento correcto y se reescribe.</w:t>
+            </w:r>
+          </w:p>
+        </w:tc>
+      </w:tr>
+      <w:tr>
+        <w:tc>
+          <w:tcPr>
+            <w:tcW w:type="dxa" w:w="2880"/>
+          </w:tcPr>
+          <w:p>
+            <w:r/>
+            <w:r>
+              <w:rPr>
+                <w:b/>
+              </w:rPr>
+              <w:t>P3</w:t>
+            </w:r>
+          </w:p>
+        </w:tc>
+        <w:tc>
+          <w:tcPr>
+            <w:tcW w:type="dxa" w:w="2880"/>
+          </w:tcPr>
+          <w:p>
+            <w:r/>
+            <w:r>
+              <w:t xml:space="preserve">¿El </w:t>
+            </w:r>
+            <w:r>
+              <w:rPr>
+                <w:b/>
+              </w:rPr>
+              <w:t>nombre</w:t>
+            </w:r>
+            <w:r>
+              <w:t xml:space="preserve"> dice algo?</w:t>
+            </w:r>
+          </w:p>
+        </w:tc>
+        <w:tc>
+          <w:tcPr>
+            <w:tcW w:type="dxa" w:w="2880"/>
+          </w:tcPr>
+          <w:p>
+            <w:r/>
+            <w:r>
+              <w:t>Se renombra.</w:t>
+            </w:r>
+          </w:p>
+        </w:tc>
+      </w:tr>
+    </w:tbl>
+    <w:p/>
     <w:p>
-      <w:pPr>
-        <w:pStyle w:val="ListNumber"/>
-      </w:pPr>
       <w:r>
-        <w:t>Si rompo la función, ¿este test se pone rojo?</w:t>
-      </w:r>
-    </w:p>
-    <w:p>
-      <w:pPr>
-        <w:pStyle w:val="ListNumber"/>
-      </w:pPr>
-      <w:r>
-        <w:t xml:space="preserve">¿El assert dice lo que el código </w:t>
+        <w:t xml:space="preserve">A la que un test falla una, deja de ser aceptable tal cual. La cuarta columna es la decisión; la marca solo pasa a </w:t>
       </w:r>
       <w:r>
         <w:rPr>
-          <w:b/>
+          <w:rFonts w:ascii="Consolas" w:hAnsi="Consolas"/>
+          <w:sz w:val="19"/>
         </w:rPr>
-        <w:t>debe</w:t>
+        <w:t>auditado</w:t>
       </w:r>
       <w:r>
-        <w:t xml:space="preserve"> hacer, o copió lo que hace hoy?</w:t>
-      </w:r>
-    </w:p>
-    <w:p>
-      <w:pPr>
-        <w:pStyle w:val="ListNumber"/>
-      </w:pPr>
-      <w:r>
-        <w:t>¿El nombre dice algo?</w:t>
+        <w:t xml:space="preserve"> cuando las tres son «sí».</w:t>
       </w:r>
     </w:p>
     <w:p>
@@ -822,15 +1301,17 @@
         <w:tblLook w:firstColumn="1" w:firstRow="1" w:lastColumn="0" w:lastRow="0" w:noHBand="0" w:noVBand="1" w:val="04A0"/>
       </w:tblPr>
       <w:tblGrid>
-        <w:gridCol w:w="2160"/>
-        <w:gridCol w:w="2160"/>
-        <w:gridCol w:w="2160"/>
-        <w:gridCol w:w="2160"/>
+        <w:gridCol w:w="1440"/>
+        <w:gridCol w:w="1440"/>
+        <w:gridCol w:w="1440"/>
+        <w:gridCol w:w="1440"/>
+        <w:gridCol w:w="1440"/>
+        <w:gridCol w:w="1440"/>
       </w:tblGrid>
       <w:tr>
         <w:tc>
           <w:tcPr>
-            <w:tcW w:type="dxa" w:w="2160"/>
+            <w:tcW w:type="dxa" w:w="1440"/>
           </w:tcPr>
           <w:p>
             <w:r>
@@ -848,7 +1329,7 @@
         </w:tc>
         <w:tc>
           <w:tcPr>
-            <w:tcW w:type="dxa" w:w="2160"/>
+            <w:tcW w:type="dxa" w:w="1440"/>
           </w:tcPr>
           <w:p>
             <w:r>
@@ -866,7 +1347,7 @@
         </w:tc>
         <w:tc>
           <w:tcPr>
-            <w:tcW w:type="dxa" w:w="2160"/>
+            <w:tcW w:type="dxa" w:w="1440"/>
           </w:tcPr>
           <w:p>
             <w:r>
@@ -878,13 +1359,13 @@
               <w:rPr>
                 <w:b/>
               </w:rPr>
-              <w:t>Estado</w:t>
+              <w:t>P1</w:t>
             </w:r>
           </w:p>
         </w:tc>
         <w:tc>
           <w:tcPr>
-            <w:tcW w:type="dxa" w:w="2160"/>
+            <w:tcW w:type="dxa" w:w="1440"/>
           </w:tcPr>
           <w:p>
             <w:r>
@@ -896,7 +1377,43 @@
               <w:rPr>
                 <w:b/>
               </w:rPr>
-              <w:t>Veredicto</w:t>
+              <w:t>P2</w:t>
+            </w:r>
+          </w:p>
+        </w:tc>
+        <w:tc>
+          <w:tcPr>
+            <w:tcW w:type="dxa" w:w="1440"/>
+          </w:tcPr>
+          <w:p>
+            <w:r>
+              <w:rPr>
+                <w:b/>
+              </w:rPr>
+            </w:r>
+            <w:r>
+              <w:rPr>
+                <w:b/>
+              </w:rPr>
+              <w:t>P3</w:t>
+            </w:r>
+          </w:p>
+        </w:tc>
+        <w:tc>
+          <w:tcPr>
+            <w:tcW w:type="dxa" w:w="1440"/>
+          </w:tcPr>
+          <w:p>
+            <w:r>
+              <w:rPr>
+                <w:b/>
+              </w:rPr>
+            </w:r>
+            <w:r>
+              <w:rPr>
+                <w:b/>
+              </w:rPr>
+              <w:t>Decisión</w:t>
             </w:r>
           </w:p>
         </w:tc>
@@ -904,7 +1421,7 @@
       <w:tr>
         <w:tc>
           <w:tcPr>
-            <w:tcW w:type="dxa" w:w="2160"/>
+            <w:tcW w:type="dxa" w:w="1440"/>
           </w:tcPr>
           <w:p>
             <w:r/>
@@ -915,7 +1432,7 @@
         </w:tc>
         <w:tc>
           <w:tcPr>
-            <w:tcW w:type="dxa" w:w="2160"/>
+            <w:tcW w:type="dxa" w:w="1440"/>
           </w:tcPr>
           <w:p>
             <w:r/>
@@ -930,18 +1447,40 @@
         </w:tc>
         <w:tc>
           <w:tcPr>
-            <w:tcW w:type="dxa" w:w="2160"/>
+            <w:tcW w:type="dxa" w:w="1440"/>
           </w:tcPr>
           <w:p>
             <w:r/>
             <w:r>
-              <w:t>verde</w:t>
+              <w:t>sí</w:t>
             </w:r>
           </w:p>
         </w:tc>
         <w:tc>
           <w:tcPr>
-            <w:tcW w:type="dxa" w:w="2160"/>
+            <w:tcW w:type="dxa" w:w="1440"/>
+          </w:tcPr>
+          <w:p>
+            <w:r/>
+            <w:r>
+              <w:t>sí</w:t>
+            </w:r>
+          </w:p>
+        </w:tc>
+        <w:tc>
+          <w:tcPr>
+            <w:tcW w:type="dxa" w:w="1440"/>
+          </w:tcPr>
+          <w:p>
+            <w:r/>
+            <w:r>
+              <w:t>sí</w:t>
+            </w:r>
+          </w:p>
+        </w:tc>
+        <w:tc>
+          <w:tcPr>
+            <w:tcW w:type="dxa" w:w="1440"/>
           </w:tcPr>
           <w:p>
             <w:r/>
@@ -952,7 +1491,16 @@
               <w:t>Borrado</w:t>
             </w:r>
             <w:r>
-              <w:t xml:space="preserve"> — copia literal de </w:t>
+              <w:t xml:space="preserve"> — pasa las tres, pero es </w:t>
+            </w:r>
+            <w:r>
+              <w:rPr>
+                <w:b/>
+              </w:rPr>
+              <w:t>copia literal</w:t>
+            </w:r>
+            <w:r>
+              <w:t xml:space="preserve"> de </w:t>
             </w:r>
             <w:r>
               <w:rPr>
@@ -967,7 +1515,7 @@
       <w:tr>
         <w:tc>
           <w:tcPr>
-            <w:tcW w:type="dxa" w:w="2160"/>
+            <w:tcW w:type="dxa" w:w="1440"/>
           </w:tcPr>
           <w:p>
             <w:r/>
@@ -978,7 +1526,7 @@
         </w:tc>
         <w:tc>
           <w:tcPr>
-            <w:tcW w:type="dxa" w:w="2160"/>
+            <w:tcW w:type="dxa" w:w="1440"/>
           </w:tcPr>
           <w:p>
             <w:r/>
@@ -993,18 +1541,40 @@
         </w:tc>
         <w:tc>
           <w:tcPr>
-            <w:tcW w:type="dxa" w:w="2160"/>
+            <w:tcW w:type="dxa" w:w="1440"/>
           </w:tcPr>
           <w:p>
             <w:r/>
             <w:r>
-              <w:t>verde</w:t>
+              <w:t>sí</w:t>
             </w:r>
           </w:p>
         </w:tc>
         <w:tc>
           <w:tcPr>
-            <w:tcW w:type="dxa" w:w="2160"/>
+            <w:tcW w:type="dxa" w:w="1440"/>
+          </w:tcPr>
+          <w:p>
+            <w:r/>
+            <w:r>
+              <w:t>sí</w:t>
+            </w:r>
+          </w:p>
+        </w:tc>
+        <w:tc>
+          <w:tcPr>
+            <w:tcW w:type="dxa" w:w="1440"/>
+          </w:tcPr>
+          <w:p>
+            <w:r/>
+            <w:r>
+              <w:t>sí</w:t>
+            </w:r>
+          </w:p>
+        </w:tc>
+        <w:tc>
+          <w:tcPr>
+            <w:tcW w:type="dxa" w:w="1440"/>
           </w:tcPr>
           <w:p>
             <w:r/>
@@ -1030,7 +1600,7 @@
       <w:tr>
         <w:tc>
           <w:tcPr>
-            <w:tcW w:type="dxa" w:w="2160"/>
+            <w:tcW w:type="dxa" w:w="1440"/>
           </w:tcPr>
           <w:p>
             <w:r/>
@@ -1041,7 +1611,7 @@
         </w:tc>
         <w:tc>
           <w:tcPr>
-            <w:tcW w:type="dxa" w:w="2160"/>
+            <w:tcW w:type="dxa" w:w="1440"/>
           </w:tcPr>
           <w:p>
             <w:r/>
@@ -1056,18 +1626,43 @@
         </w:tc>
         <w:tc>
           <w:tcPr>
-            <w:tcW w:type="dxa" w:w="2160"/>
+            <w:tcW w:type="dxa" w:w="1440"/>
           </w:tcPr>
           <w:p>
             <w:r/>
             <w:r>
-              <w:t>rojo</w:t>
+              <w:t>—</w:t>
             </w:r>
           </w:p>
         </w:tc>
         <w:tc>
           <w:tcPr>
-            <w:tcW w:type="dxa" w:w="2160"/>
+            <w:tcW w:type="dxa" w:w="1440"/>
+          </w:tcPr>
+          <w:p>
+            <w:r/>
+            <w:r>
+              <w:rPr>
+                <w:b/>
+              </w:rPr>
+              <w:t>no</w:t>
+            </w:r>
+          </w:p>
+        </w:tc>
+        <w:tc>
+          <w:tcPr>
+            <w:tcW w:type="dxa" w:w="1440"/>
+          </w:tcPr>
+          <w:p>
+            <w:r/>
+            <w:r>
+              <w:t>sí</w:t>
+            </w:r>
+          </w:p>
+        </w:tc>
+        <w:tc>
+          <w:tcPr>
+            <w:tcW w:type="dxa" w:w="1440"/>
           </w:tcPr>
           <w:p>
             <w:r/>
@@ -1088,17 +1683,7 @@
               <w:t>{'21': 3}</w:t>
             </w:r>
             <w:r>
-              <w:t xml:space="preserve"> son tres cromosomas, no un cariotipo; y el caso ya está a mano (</w:t>
-            </w:r>
-            <w:r>
-              <w:rPr>
-                <w:rFonts w:ascii="Consolas" w:hAnsi="Consolas"/>
-                <w:sz w:val="19"/>
-              </w:rPr>
-              <w:t>test_down_trisomia_21</w:t>
-            </w:r>
-            <w:r>
-              <w:t>)</w:t>
+              <w:t xml:space="preserve"> son tres cromosomas, no un cariotipo. El caso ya está a mano</w:t>
             </w:r>
           </w:p>
         </w:tc>
@@ -1106,7 +1691,7 @@
       <w:tr>
         <w:tc>
           <w:tcPr>
-            <w:tcW w:type="dxa" w:w="2160"/>
+            <w:tcW w:type="dxa" w:w="1440"/>
           </w:tcPr>
           <w:p>
             <w:r/>
@@ -1117,7 +1702,7 @@
         </w:tc>
         <w:tc>
           <w:tcPr>
-            <w:tcW w:type="dxa" w:w="2160"/>
+            <w:tcW w:type="dxa" w:w="1440"/>
           </w:tcPr>
           <w:p>
             <w:r/>
@@ -1132,18 +1717,43 @@
         </w:tc>
         <w:tc>
           <w:tcPr>
-            <w:tcW w:type="dxa" w:w="2160"/>
+            <w:tcW w:type="dxa" w:w="1440"/>
           </w:tcPr>
           <w:p>
             <w:r/>
             <w:r>
-              <w:t>rojo</w:t>
+              <w:t>—</w:t>
             </w:r>
           </w:p>
         </w:tc>
         <w:tc>
           <w:tcPr>
-            <w:tcW w:type="dxa" w:w="2160"/>
+            <w:tcW w:type="dxa" w:w="1440"/>
+          </w:tcPr>
+          <w:p>
+            <w:r/>
+            <w:r>
+              <w:rPr>
+                <w:b/>
+              </w:rPr>
+              <w:t>no</w:t>
+            </w:r>
+          </w:p>
+        </w:tc>
+        <w:tc>
+          <w:tcPr>
+            <w:tcW w:type="dxa" w:w="1440"/>
+          </w:tcPr>
+          <w:p>
+            <w:r/>
+            <w:r>
+              <w:t>sí</w:t>
+            </w:r>
+          </w:p>
+        </w:tc>
+        <w:tc>
+          <w:tcPr>
+            <w:tcW w:type="dxa" w:w="1440"/>
           </w:tcPr>
           <w:p>
             <w:r/>
@@ -1164,7 +1774,7 @@
               <w:t>'45,XX,-X'</w:t>
             </w:r>
             <w:r>
-              <w:t xml:space="preserve">, que se contradice a sí mismo; el estándar es </w:t>
+              <w:t xml:space="preserve">, que se contradice a sí mismo. El estándar es </w:t>
             </w:r>
             <w:r>
               <w:rPr>
@@ -1182,7 +1792,7 @@
       <w:tr>
         <w:tc>
           <w:tcPr>
-            <w:tcW w:type="dxa" w:w="2160"/>
+            <w:tcW w:type="dxa" w:w="1440"/>
           </w:tcPr>
           <w:p>
             <w:r/>
@@ -1193,7 +1803,7 @@
         </w:tc>
         <w:tc>
           <w:tcPr>
-            <w:tcW w:type="dxa" w:w="2160"/>
+            <w:tcW w:type="dxa" w:w="1440"/>
           </w:tcPr>
           <w:p>
             <w:r/>
@@ -1208,18 +1818,46 @@
         </w:tc>
         <w:tc>
           <w:tcPr>
-            <w:tcW w:type="dxa" w:w="2160"/>
+            <w:tcW w:type="dxa" w:w="1440"/>
           </w:tcPr>
           <w:p>
             <w:r/>
             <w:r>
-              <w:t>rojo</w:t>
+              <w:t>—</w:t>
             </w:r>
           </w:p>
         </w:tc>
         <w:tc>
           <w:tcPr>
-            <w:tcW w:type="dxa" w:w="2160"/>
+            <w:tcW w:type="dxa" w:w="1440"/>
+          </w:tcPr>
+          <w:p>
+            <w:r/>
+            <w:r>
+              <w:rPr>
+                <w:b/>
+              </w:rPr>
+              <w:t>no</w:t>
+            </w:r>
+          </w:p>
+        </w:tc>
+        <w:tc>
+          <w:tcPr>
+            <w:tcW w:type="dxa" w:w="1440"/>
+          </w:tcPr>
+          <w:p>
+            <w:r/>
+            <w:r>
+              <w:rPr>
+                <w:b/>
+              </w:rPr>
+              <w:t>no</w:t>
+            </w:r>
+          </w:p>
+        </w:tc>
+        <w:tc>
+          <w:tcPr>
+            <w:tcW w:type="dxa" w:w="1440"/>
           </w:tcPr>
           <w:p>
             <w:r/>
@@ -1240,7 +1878,7 @@
               <w:t>{'21': 1}</w:t>
             </w:r>
             <w:r>
-              <w:t xml:space="preserve"> no es Klinefelter. Falla la pregunta 3: </w:t>
+              <w:t xml:space="preserve"> no es Klinefelter: </w:t>
             </w:r>
             <w:r>
               <w:rPr>
@@ -1249,7 +1887,7 @@
               <w:t>el nombre miente</w:t>
             </w:r>
             <w:r>
-              <w:t>. Es el mismo assert que el #3 con otro dato</w:t>
+              <w:t>. Y es el mismo assert que el #3 con otro dato</w:t>
             </w:r>
           </w:p>
         </w:tc>
@@ -1257,7 +1895,7 @@
       <w:tr>
         <w:tc>
           <w:tcPr>
-            <w:tcW w:type="dxa" w:w="2160"/>
+            <w:tcW w:type="dxa" w:w="1440"/>
           </w:tcPr>
           <w:p>
             <w:r/>
@@ -1268,7 +1906,7 @@
         </w:tc>
         <w:tc>
           <w:tcPr>
-            <w:tcW w:type="dxa" w:w="2160"/>
+            <w:tcW w:type="dxa" w:w="1440"/>
           </w:tcPr>
           <w:p>
             <w:r/>
@@ -1283,18 +1921,43 @@
         </w:tc>
         <w:tc>
           <w:tcPr>
-            <w:tcW w:type="dxa" w:w="2160"/>
+            <w:tcW w:type="dxa" w:w="1440"/>
           </w:tcPr>
           <w:p>
             <w:r/>
             <w:r>
-              <w:t>rojo</w:t>
+              <w:t>—</w:t>
             </w:r>
           </w:p>
         </w:tc>
         <w:tc>
           <w:tcPr>
-            <w:tcW w:type="dxa" w:w="2160"/>
+            <w:tcW w:type="dxa" w:w="1440"/>
+          </w:tcPr>
+          <w:p>
+            <w:r/>
+            <w:r>
+              <w:rPr>
+                <w:b/>
+              </w:rPr>
+              <w:t>no</w:t>
+            </w:r>
+          </w:p>
+        </w:tc>
+        <w:tc>
+          <w:tcPr>
+            <w:tcW w:type="dxa" w:w="1440"/>
+          </w:tcPr>
+          <w:p>
+            <w:r/>
+            <w:r>
+              <w:t>sí</w:t>
+            </w:r>
+          </w:p>
+        </w:tc>
+        <w:tc>
+          <w:tcPr>
+            <w:tcW w:type="dxa" w:w="1440"/>
           </w:tcPr>
           <w:p>
             <w:r/>
@@ -1315,13 +1978,16 @@
               <w:t>''</w:t>
             </w:r>
             <w:r>
-              <w:t xml:space="preserve">. Falla la pregunta 2 del peor modo posible: </w:t>
+              <w:t xml:space="preserve"> donde la regla es </w:t>
             </w:r>
             <w:r>
               <w:rPr>
                 <w:b/>
               </w:rPr>
-              <w:t>la regla de negocio, invertida</w:t>
+              <w:t>lanzar</w:t>
+            </w:r>
+            <w:r>
+              <w:t>. P2 falla del peor modo posible</w:t>
             </w:r>
           </w:p>
         </w:tc>
@@ -1329,7 +1995,7 @@
       <w:tr>
         <w:tc>
           <w:tcPr>
-            <w:tcW w:type="dxa" w:w="2160"/>
+            <w:tcW w:type="dxa" w:w="1440"/>
           </w:tcPr>
           <w:p>
             <w:r/>
@@ -1340,7 +2006,7 @@
         </w:tc>
         <w:tc>
           <w:tcPr>
-            <w:tcW w:type="dxa" w:w="2160"/>
+            <w:tcW w:type="dxa" w:w="1440"/>
           </w:tcPr>
           <w:p>
             <w:r/>
@@ -1355,18 +2021,43 @@
         </w:tc>
         <w:tc>
           <w:tcPr>
-            <w:tcW w:type="dxa" w:w="2160"/>
+            <w:tcW w:type="dxa" w:w="1440"/>
           </w:tcPr>
           <w:p>
             <w:r/>
             <w:r>
-              <w:t>rojo</w:t>
+              <w:t>—</w:t>
             </w:r>
           </w:p>
         </w:tc>
         <w:tc>
           <w:tcPr>
-            <w:tcW w:type="dxa" w:w="2160"/>
+            <w:tcW w:type="dxa" w:w="1440"/>
+          </w:tcPr>
+          <w:p>
+            <w:r/>
+            <w:r>
+              <w:rPr>
+                <w:b/>
+              </w:rPr>
+              <w:t>no</w:t>
+            </w:r>
+          </w:p>
+        </w:tc>
+        <w:tc>
+          <w:tcPr>
+            <w:tcW w:type="dxa" w:w="1440"/>
+          </w:tcPr>
+          <w:p>
+            <w:r/>
+            <w:r>
+              <w:t>sí</w:t>
+            </w:r>
+          </w:p>
+        </w:tc>
+        <w:tc>
+          <w:tcPr>
+            <w:tcW w:type="dxa" w:w="1440"/>
           </w:tcPr>
           <w:p>
             <w:r/>
@@ -1377,17 +2068,7 @@
               <w:t>Borrado</w:t>
             </w:r>
             <w:r>
-              <w:t xml:space="preserve"> — dos errores: el conteo y el total (48 con una sola trisomía es imposible). Ya está a mano (</w:t>
-            </w:r>
-            <w:r>
-              <w:rPr>
-                <w:rFonts w:ascii="Consolas" w:hAnsi="Consolas"/>
-                <w:sz w:val="19"/>
-              </w:rPr>
-              <w:t>test_patau_trisomia_13</w:t>
-            </w:r>
-            <w:r>
-              <w:t>)</w:t>
+              <w:t xml:space="preserve"> — dos errores: el conteo y el total (48 con una sola trisomía es imposible). Ya está a mano</w:t>
             </w:r>
           </w:p>
         </w:tc>
@@ -1395,7 +2076,7 @@
       <w:tr>
         <w:tc>
           <w:tcPr>
-            <w:tcW w:type="dxa" w:w="2160"/>
+            <w:tcW w:type="dxa" w:w="1440"/>
           </w:tcPr>
           <w:p>
             <w:r/>
@@ -1406,7 +2087,7 @@
         </w:tc>
         <w:tc>
           <w:tcPr>
-            <w:tcW w:type="dxa" w:w="2160"/>
+            <w:tcW w:type="dxa" w:w="1440"/>
           </w:tcPr>
           <w:p>
             <w:r/>
@@ -1421,18 +2102,18 @@
         </w:tc>
         <w:tc>
           <w:tcPr>
-            <w:tcW w:type="dxa" w:w="2160"/>
+            <w:tcW w:type="dxa" w:w="1440"/>
           </w:tcPr>
           <w:p>
             <w:r/>
             <w:r>
-              <w:t>rojo</w:t>
+              <w:t>—</w:t>
             </w:r>
           </w:p>
         </w:tc>
         <w:tc>
           <w:tcPr>
-            <w:tcW w:type="dxa" w:w="2160"/>
+            <w:tcW w:type="dxa" w:w="1440"/>
           </w:tcPr>
           <w:p>
             <w:r/>
@@ -1440,7 +2121,32 @@
               <w:rPr>
                 <w:b/>
               </w:rPr>
-              <w:t>Corregido y aceptado</w:t>
+              <w:t>no</w:t>
+            </w:r>
+          </w:p>
+        </w:tc>
+        <w:tc>
+          <w:tcPr>
+            <w:tcW w:type="dxa" w:w="1440"/>
+          </w:tcPr>
+          <w:p>
+            <w:r/>
+            <w:r>
+              <w:t>sí</w:t>
+            </w:r>
+          </w:p>
+        </w:tc>
+        <w:tc>
+          <w:tcPr>
+            <w:tcW w:type="dxa" w:w="1440"/>
+          </w:tcPr>
+          <w:p>
+            <w:r/>
+            <w:r>
+              <w:rPr>
+                <w:b/>
+              </w:rPr>
+              <w:t>Corregido</w:t>
             </w:r>
             <w:r>
               <w:t xml:space="preserve"> → </w:t>
@@ -1452,11 +2158,19 @@
               </w:rPr>
               <w:t>auditado</w:t>
             </w:r>
+            <w:r>
+              <w:t>. La idea del caso era buena y no estaba a mano; la entrada estaba mal</w:t>
+            </w:r>
           </w:p>
         </w:tc>
       </w:tr>
     </w:tbl>
     <w:p/>
+    <w:p>
+      <w:r>
+        <w:t>*(«—» en P1 significa que no se pudo evaluar: el test ya salía rojo por su propia entrada, así que no llegaba a decir nada sobre la función.)*</w:t>
+      </w:r>
+    </w:p>
     <w:p>
       <w:r>
         <w:rPr>
@@ -1485,7 +2199,16 @@
         <w:t>ZeroDivisionError</w:t>
       </w:r>
       <w:r>
-        <w:t>, la foto de lo que haría Python en vez de lo que hace la clase—. Aquí el modelo esperó que un conteo vacío devolviera cadena vacía. Si ese test se hubiera aceptado y alguien hubiera «arreglado» el motor para que pasara, el sistema emitiría una nomenclatura vacía en lugar de negarse a emitir.</w:t>
+        <w:t xml:space="preserve">, la foto de lo que haría Python en vez de lo que hace la clase—. Aquí el modelo esperó que un conteo vacío devolviera cadena vacía. Si ese test se hubiera aceptado y alguien hubiera «arreglado» el motor para que pasara, el sistema </w:t>
+      </w:r>
+      <w:r>
+        <w:rPr>
+          <w:b/>
+        </w:rPr>
+        <w:t>emitiría una nomenclatura vacía en lugar de negarse a emitir un diagnóstico</w:t>
+      </w:r>
+      <w:r>
+        <w:t>.</w:t>
       </w:r>
     </w:p>
     <w:p>
@@ -1503,15 +2226,17 @@
         <w:tblLook w:firstColumn="1" w:firstRow="1" w:lastColumn="0" w:lastRow="0" w:noHBand="0" w:noVBand="1" w:val="04A0"/>
       </w:tblPr>
       <w:tblGrid>
-        <w:gridCol w:w="2160"/>
-        <w:gridCol w:w="2160"/>
-        <w:gridCol w:w="2160"/>
-        <w:gridCol w:w="2160"/>
+        <w:gridCol w:w="1440"/>
+        <w:gridCol w:w="1440"/>
+        <w:gridCol w:w="1440"/>
+        <w:gridCol w:w="1440"/>
+        <w:gridCol w:w="1440"/>
+        <w:gridCol w:w="1440"/>
       </w:tblGrid>
       <w:tr>
         <w:tc>
           <w:tcPr>
-            <w:tcW w:type="dxa" w:w="2160"/>
+            <w:tcW w:type="dxa" w:w="1440"/>
           </w:tcPr>
           <w:p>
             <w:r>
@@ -1529,7 +2254,7 @@
         </w:tc>
         <w:tc>
           <w:tcPr>
-            <w:tcW w:type="dxa" w:w="2160"/>
+            <w:tcW w:type="dxa" w:w="1440"/>
           </w:tcPr>
           <w:p>
             <w:r>
@@ -1547,7 +2272,7 @@
         </w:tc>
         <w:tc>
           <w:tcPr>
-            <w:tcW w:type="dxa" w:w="2160"/>
+            <w:tcW w:type="dxa" w:w="1440"/>
           </w:tcPr>
           <w:p>
             <w:r>
@@ -1559,13 +2284,13 @@
               <w:rPr>
                 <w:b/>
               </w:rPr>
-              <w:t>Estado</w:t>
+              <w:t>P1</w:t>
             </w:r>
           </w:p>
         </w:tc>
         <w:tc>
           <w:tcPr>
-            <w:tcW w:type="dxa" w:w="2160"/>
+            <w:tcW w:type="dxa" w:w="1440"/>
           </w:tcPr>
           <w:p>
             <w:r>
@@ -1577,7 +2302,43 @@
               <w:rPr>
                 <w:b/>
               </w:rPr>
-              <w:t>Veredicto</w:t>
+              <w:t>P2</w:t>
+            </w:r>
+          </w:p>
+        </w:tc>
+        <w:tc>
+          <w:tcPr>
+            <w:tcW w:type="dxa" w:w="1440"/>
+          </w:tcPr>
+          <w:p>
+            <w:r>
+              <w:rPr>
+                <w:b/>
+              </w:rPr>
+            </w:r>
+            <w:r>
+              <w:rPr>
+                <w:b/>
+              </w:rPr>
+              <w:t>P3</w:t>
+            </w:r>
+          </w:p>
+        </w:tc>
+        <w:tc>
+          <w:tcPr>
+            <w:tcW w:type="dxa" w:w="1440"/>
+          </w:tcPr>
+          <w:p>
+            <w:r>
+              <w:rPr>
+                <w:b/>
+              </w:rPr>
+            </w:r>
+            <w:r>
+              <w:rPr>
+                <w:b/>
+              </w:rPr>
+              <w:t>Decisión</w:t>
             </w:r>
           </w:p>
         </w:tc>
@@ -1585,7 +2346,7 @@
       <w:tr>
         <w:tc>
           <w:tcPr>
-            <w:tcW w:type="dxa" w:w="2160"/>
+            <w:tcW w:type="dxa" w:w="1440"/>
           </w:tcPr>
           <w:p>
             <w:r/>
@@ -1596,7 +2357,7 @@
         </w:tc>
         <w:tc>
           <w:tcPr>
-            <w:tcW w:type="dxa" w:w="2160"/>
+            <w:tcW w:type="dxa" w:w="1440"/>
           </w:tcPr>
           <w:p>
             <w:r/>
@@ -1611,18 +2372,43 @@
         </w:tc>
         <w:tc>
           <w:tcPr>
-            <w:tcW w:type="dxa" w:w="2160"/>
+            <w:tcW w:type="dxa" w:w="1440"/>
           </w:tcPr>
           <w:p>
             <w:r/>
             <w:r>
-              <w:t>error</w:t>
+              <w:t>sí</w:t>
             </w:r>
           </w:p>
         </w:tc>
         <w:tc>
           <w:tcPr>
-            <w:tcW w:type="dxa" w:w="2160"/>
+            <w:tcW w:type="dxa" w:w="1440"/>
+          </w:tcPr>
+          <w:p>
+            <w:r/>
+            <w:r>
+              <w:t>sí</w:t>
+            </w:r>
+          </w:p>
+        </w:tc>
+        <w:tc>
+          <w:tcPr>
+            <w:tcW w:type="dxa" w:w="1440"/>
+          </w:tcPr>
+          <w:p>
+            <w:r/>
+            <w:r>
+              <w:rPr>
+                <w:b/>
+              </w:rPr>
+              <w:t>no</w:t>
+            </w:r>
+          </w:p>
+        </w:tc>
+        <w:tc>
+          <w:tcPr>
+            <w:tcW w:type="dxa" w:w="1440"/>
           </w:tcPr>
           <w:p>
             <w:r/>
@@ -1658,7 +2444,7 @@
       <w:tr>
         <w:tc>
           <w:tcPr>
-            <w:tcW w:type="dxa" w:w="2160"/>
+            <w:tcW w:type="dxa" w:w="1440"/>
           </w:tcPr>
           <w:p>
             <w:r/>
@@ -1669,7 +2455,7 @@
         </w:tc>
         <w:tc>
           <w:tcPr>
-            <w:tcW w:type="dxa" w:w="2160"/>
+            <w:tcW w:type="dxa" w:w="1440"/>
           </w:tcPr>
           <w:p>
             <w:r/>
@@ -1684,18 +2470,7 @@
         </w:tc>
         <w:tc>
           <w:tcPr>
-            <w:tcW w:type="dxa" w:w="2160"/>
-          </w:tcPr>
-          <w:p>
-            <w:r/>
-            <w:r>
-              <w:t>rojo</w:t>
-            </w:r>
-          </w:p>
-        </w:tc>
-        <w:tc>
-          <w:tcPr>
-            <w:tcW w:type="dxa" w:w="2160"/>
+            <w:tcW w:type="dxa" w:w="1440"/>
           </w:tcPr>
           <w:p>
             <w:r/>
@@ -1703,10 +2478,62 @@
               <w:rPr>
                 <w:b/>
               </w:rPr>
-              <w:t>Corregido y aceptado</w:t>
+              <w:t>no</w:t>
+            </w:r>
+          </w:p>
+        </w:tc>
+        <w:tc>
+          <w:tcPr>
+            <w:tcW w:type="dxa" w:w="1440"/>
+          </w:tcPr>
+          <w:p>
+            <w:r/>
+            <w:r>
+              <w:t>sí</w:t>
+            </w:r>
+          </w:p>
+        </w:tc>
+        <w:tc>
+          <w:tcPr>
+            <w:tcW w:type="dxa" w:w="1440"/>
+          </w:tcPr>
+          <w:p>
+            <w:r/>
+            <w:r>
+              <w:t>sí</w:t>
+            </w:r>
+          </w:p>
+        </w:tc>
+        <w:tc>
+          <w:tcPr>
+            <w:tcW w:type="dxa" w:w="1440"/>
+          </w:tcPr>
+          <w:p>
+            <w:r/>
+            <w:r>
+              <w:rPr>
+                <w:b/>
+              </w:rPr>
+              <w:t>Corregido</w:t>
             </w:r>
             <w:r>
-              <w:t xml:space="preserve"> — ver abajo</w:t>
+              <w:t xml:space="preserve"> → </w:t>
+            </w:r>
+            <w:r>
+              <w:rPr>
+                <w:rFonts w:ascii="Consolas" w:hAnsi="Consolas"/>
+                <w:sz w:val="19"/>
+              </w:rPr>
+              <w:t>auditado</w:t>
+            </w:r>
+            <w:r>
+              <w:t xml:space="preserve">. Habría pasado en verde </w:t>
+            </w:r>
+            <w:r>
+              <w:rPr>
+                <w:b/>
+              </w:rPr>
+              <w:t>sin probar nada</w:t>
             </w:r>
           </w:p>
         </w:tc>
@@ -1714,7 +2541,7 @@
       <w:tr>
         <w:tc>
           <w:tcPr>
-            <w:tcW w:type="dxa" w:w="2160"/>
+            <w:tcW w:type="dxa" w:w="1440"/>
           </w:tcPr>
           <w:p>
             <w:r/>
@@ -1725,7 +2552,7 @@
         </w:tc>
         <w:tc>
           <w:tcPr>
-            <w:tcW w:type="dxa" w:w="2160"/>
+            <w:tcW w:type="dxa" w:w="1440"/>
           </w:tcPr>
           <w:p>
             <w:r/>
@@ -1740,18 +2567,18 @@
         </w:tc>
         <w:tc>
           <w:tcPr>
-            <w:tcW w:type="dxa" w:w="2160"/>
+            <w:tcW w:type="dxa" w:w="1440"/>
           </w:tcPr>
           <w:p>
             <w:r/>
             <w:r>
-              <w:t>error</w:t>
+              <w:t>sí</w:t>
             </w:r>
           </w:p>
         </w:tc>
         <w:tc>
           <w:tcPr>
-            <w:tcW w:type="dxa" w:w="2160"/>
+            <w:tcW w:type="dxa" w:w="1440"/>
           </w:tcPr>
           <w:p>
             <w:r/>
@@ -1759,7 +2586,45 @@
               <w:rPr>
                 <w:b/>
               </w:rPr>
-              <w:t>Corregido y aceptado</w:t>
+              <w:t>no</w:t>
+            </w:r>
+          </w:p>
+        </w:tc>
+        <w:tc>
+          <w:tcPr>
+            <w:tcW w:type="dxa" w:w="1440"/>
+          </w:tcPr>
+          <w:p>
+            <w:r/>
+            <w:r>
+              <w:t>sí</w:t>
+            </w:r>
+          </w:p>
+        </w:tc>
+        <w:tc>
+          <w:tcPr>
+            <w:tcW w:type="dxa" w:w="1440"/>
+          </w:tcPr>
+          <w:p>
+            <w:r/>
+            <w:r>
+              <w:rPr>
+                <w:b/>
+              </w:rPr>
+              <w:t>Corregido</w:t>
+            </w:r>
+            <w:r>
+              <w:t xml:space="preserve"> → </w:t>
+            </w:r>
+            <w:r>
+              <w:rPr>
+                <w:rFonts w:ascii="Consolas" w:hAnsi="Consolas"/>
+                <w:sz w:val="19"/>
+              </w:rPr>
+              <w:t>auditado</w:t>
+            </w:r>
+            <w:r>
+              <w:t>. Afirmaba el fixture, no el orden</w:t>
             </w:r>
           </w:p>
         </w:tc>
@@ -1767,7 +2632,7 @@
       <w:tr>
         <w:tc>
           <w:tcPr>
-            <w:tcW w:type="dxa" w:w="2160"/>
+            <w:tcW w:type="dxa" w:w="1440"/>
           </w:tcPr>
           <w:p>
             <w:r/>
@@ -1778,7 +2643,7 @@
         </w:tc>
         <w:tc>
           <w:tcPr>
-            <w:tcW w:type="dxa" w:w="2160"/>
+            <w:tcW w:type="dxa" w:w="1440"/>
           </w:tcPr>
           <w:p>
             <w:r/>
@@ -1793,18 +2658,29 @@
         </w:tc>
         <w:tc>
           <w:tcPr>
-            <w:tcW w:type="dxa" w:w="2160"/>
+            <w:tcW w:type="dxa" w:w="1440"/>
           </w:tcPr>
           <w:p>
             <w:r/>
             <w:r>
-              <w:t>error</w:t>
+              <w:t>sí</w:t>
             </w:r>
           </w:p>
         </w:tc>
         <w:tc>
           <w:tcPr>
-            <w:tcW w:type="dxa" w:w="2160"/>
+            <w:tcW w:type="dxa" w:w="1440"/>
+          </w:tcPr>
+          <w:p>
+            <w:r/>
+            <w:r>
+              <w:t>sí</w:t>
+            </w:r>
+          </w:p>
+        </w:tc>
+        <w:tc>
+          <w:tcPr>
+            <w:tcW w:type="dxa" w:w="1440"/>
           </w:tcPr>
           <w:p>
             <w:r/>
@@ -1812,10 +2688,34 @@
               <w:rPr>
                 <w:b/>
               </w:rPr>
-              <w:t>Corregido y aceptado</w:t>
+              <w:t>no</w:t>
+            </w:r>
+          </w:p>
+        </w:tc>
+        <w:tc>
+          <w:tcPr>
+            <w:tcW w:type="dxa" w:w="1440"/>
+          </w:tcPr>
+          <w:p>
+            <w:r/>
+            <w:r>
+              <w:rPr>
+                <w:b/>
+              </w:rPr>
+              <w:t>Corregido</w:t>
             </w:r>
             <w:r>
-              <w:t xml:space="preserve"> — solo el nombre</w:t>
+              <w:t xml:space="preserve"> → </w:t>
+            </w:r>
+            <w:r>
+              <w:rPr>
+                <w:rFonts w:ascii="Consolas" w:hAnsi="Consolas"/>
+                <w:sz w:val="19"/>
+              </w:rPr>
+              <w:t>auditado</w:t>
+            </w:r>
+            <w:r>
+              <w:t>. Solo el nombre: venía con una palabra partida</w:t>
             </w:r>
           </w:p>
         </w:tc>
@@ -1823,7 +2723,7 @@
       <w:tr>
         <w:tc>
           <w:tcPr>
-            <w:tcW w:type="dxa" w:w="2160"/>
+            <w:tcW w:type="dxa" w:w="1440"/>
           </w:tcPr>
           <w:p>
             <w:r/>
@@ -1834,7 +2734,7 @@
         </w:tc>
         <w:tc>
           <w:tcPr>
-            <w:tcW w:type="dxa" w:w="2160"/>
+            <w:tcW w:type="dxa" w:w="1440"/>
           </w:tcPr>
           <w:p>
             <w:r/>
@@ -1849,18 +2749,7 @@
         </w:tc>
         <w:tc>
           <w:tcPr>
-            <w:tcW w:type="dxa" w:w="2160"/>
-          </w:tcPr>
-          <w:p>
-            <w:r/>
-            <w:r>
-              <w:t>error</w:t>
-            </w:r>
-          </w:p>
-        </w:tc>
-        <w:tc>
-          <w:tcPr>
-            <w:tcW w:type="dxa" w:w="2160"/>
+            <w:tcW w:type="dxa" w:w="1440"/>
           </w:tcPr>
           <w:p>
             <w:r/>
@@ -1868,7 +2757,69 @@
               <w:rPr>
                 <w:b/>
               </w:rPr>
-              <w:t>Corregido y aceptado</w:t>
+              <w:t>no</w:t>
+            </w:r>
+          </w:p>
+        </w:tc>
+        <w:tc>
+          <w:tcPr>
+            <w:tcW w:type="dxa" w:w="1440"/>
+          </w:tcPr>
+          <w:p>
+            <w:r/>
+            <w:r>
+              <w:rPr>
+                <w:b/>
+              </w:rPr>
+              <w:t>no</w:t>
+            </w:r>
+          </w:p>
+        </w:tc>
+        <w:tc>
+          <w:tcPr>
+            <w:tcW w:type="dxa" w:w="1440"/>
+          </w:tcPr>
+          <w:p>
+            <w:r/>
+            <w:r>
+              <w:t>sí</w:t>
+            </w:r>
+          </w:p>
+        </w:tc>
+        <w:tc>
+          <w:tcPr>
+            <w:tcW w:type="dxa" w:w="1440"/>
+          </w:tcPr>
+          <w:p>
+            <w:r/>
+            <w:r>
+              <w:rPr>
+                <w:b/>
+              </w:rPr>
+              <w:t>Corregido</w:t>
+            </w:r>
+            <w:r>
+              <w:t xml:space="preserve"> → </w:t>
+            </w:r>
+            <w:r>
+              <w:rPr>
+                <w:rFonts w:ascii="Consolas" w:hAnsi="Consolas"/>
+                <w:sz w:val="19"/>
+              </w:rPr>
+              <w:t>auditado</w:t>
+            </w:r>
+            <w:r>
+              <w:t xml:space="preserve">. </w:t>
+            </w:r>
+            <w:r>
+              <w:rPr>
+                <w:rFonts w:ascii="Consolas" w:hAnsi="Consolas"/>
+                <w:sz w:val="19"/>
+              </w:rPr>
+              <w:t>is not None</w:t>
+            </w:r>
+            <w:r>
+              <w:t xml:space="preserve"> pasa con la cadena vacía</w:t>
             </w:r>
           </w:p>
         </w:tc>
@@ -1876,7 +2827,7 @@
       <w:tr>
         <w:tc>
           <w:tcPr>
-            <w:tcW w:type="dxa" w:w="2160"/>
+            <w:tcW w:type="dxa" w:w="1440"/>
           </w:tcPr>
           <w:p>
             <w:r/>
@@ -1887,7 +2838,7 @@
         </w:tc>
         <w:tc>
           <w:tcPr>
-            <w:tcW w:type="dxa" w:w="2160"/>
+            <w:tcW w:type="dxa" w:w="1440"/>
           </w:tcPr>
           <w:p>
             <w:r/>
@@ -1902,18 +2853,46 @@
         </w:tc>
         <w:tc>
           <w:tcPr>
-            <w:tcW w:type="dxa" w:w="2160"/>
+            <w:tcW w:type="dxa" w:w="1440"/>
           </w:tcPr>
           <w:p>
             <w:r/>
             <w:r>
-              <w:t>error</w:t>
+              <w:t>—</w:t>
             </w:r>
           </w:p>
         </w:tc>
         <w:tc>
           <w:tcPr>
-            <w:tcW w:type="dxa" w:w="2160"/>
+            <w:tcW w:type="dxa" w:w="1440"/>
+          </w:tcPr>
+          <w:p>
+            <w:r/>
+            <w:r>
+              <w:rPr>
+                <w:b/>
+              </w:rPr>
+              <w:t>no</w:t>
+            </w:r>
+          </w:p>
+        </w:tc>
+        <w:tc>
+          <w:tcPr>
+            <w:tcW w:type="dxa" w:w="1440"/>
+          </w:tcPr>
+          <w:p>
+            <w:r/>
+            <w:r>
+              <w:rPr>
+                <w:b/>
+              </w:rPr>
+              <w:t>no</w:t>
+            </w:r>
+          </w:p>
+        </w:tc>
+        <w:tc>
+          <w:tcPr>
+            <w:tcW w:type="dxa" w:w="1440"/>
           </w:tcPr>
           <w:p>
             <w:r/>
@@ -1950,7 +2929,7 @@
         <w:rPr>
           <w:b/>
         </w:rPr>
-        <w:t>El #2 habría pasado en verde sin probar nada.</w:t>
+        <w:t>El #2 falla P1, que es la pregunta más difícil de ver.</w:t>
       </w:r>
       <w:r>
         <w:t xml:space="preserve"> El agente creó una muestra desactivada </w:t>
@@ -1972,7 +2951,7 @@
         <w:t>is_active</w:t>
       </w:r>
       <w:r>
-        <w:t xml:space="preserve">, porque la muestra no tenía cariotipo. Corregido: el caso sí tiene cariotipo, y entonces el 404 solo puede venir del borrado lógico. Es la pregunta 1 en su forma más difícil de ver — el test no era rojo, era </w:t>
+        <w:t xml:space="preserve">, porque la muestra no tenía cariotipo. El test no era rojo: era </w:t>
       </w:r>
       <w:r>
         <w:rPr>
@@ -1981,7 +2960,7 @@
         <w:t>vacío</w:t>
       </w:r>
       <w:r>
-        <w:t>.</w:t>
+        <w:t>. Corregido, el caso sí tiene cariotipo, y entonces el 404 solo puede venir del borrado lógico.</w:t>
       </w:r>
     </w:p>
     <w:p>
@@ -2043,7 +3022,69 @@
         <w:t>[2] == 2</w:t>
       </w:r>
       <w:r>
-        <w:t xml:space="preserve"> funciona solo mientras haya exactamente tres cromosomas. Corregido a comparar la lista contra su propia versión ordenada.</w:t>
+        <w:t xml:space="preserve"> funciona solo mientras la fixture tenga exactamente tres cromosomas. Corregido a comparar la lista contra su propia versión ordenada.</w:t>
+      </w:r>
+    </w:p>
+    <w:p>
+      <w:pPr>
+        <w:pStyle w:val="Heading3"/>
+      </w:pPr>
+      <w:r>
+        <w:t>El recuento de la auditoría</w:t>
+      </w:r>
+    </w:p>
+    <w:p>
+      <w:pPr>
+        <w:spacing w:after="200"/>
+        <w:ind w:left="280"/>
+      </w:pPr>
+      <w:r>
+        <w:rPr>
+          <w:rFonts w:ascii="Consolas" w:hAnsi="Consolas"/>
+          <w:color w:val="1F2A37"/>
+          <w:sz w:val="17"/>
+        </w:rPr>
+        <w:t xml:space="preserve">                         generados   borrados   corregidos y aceptados</w:t>
+        <w:br/>
+        <w:t>ejercicio 1 · ISCN            8          7               1</w:t>
+        <w:br/>
+        <w:t>ejercicio 2 · endpoint        6          2               4</w:t>
+        <w:br/>
+        <w:t xml:space="preserve">                             --         --              --</w:t>
+        <w:br/>
+        <w:t xml:space="preserve">                             14          9               5</w:t>
+      </w:r>
+    </w:p>
+    <w:p>
+      <w:r>
+        <w:t xml:space="preserve">De los 9 borrados: </w:t>
+      </w:r>
+      <w:r>
+        <w:rPr>
+          <w:b/>
+        </w:rPr>
+        <w:t>6 eran duplicados</w:t>
+      </w:r>
+      <w:r>
+        <w:t xml:space="preserve"> del fichero a mano, </w:t>
+      </w:r>
+      <w:r>
+        <w:rPr>
+          <w:b/>
+        </w:rPr>
+        <w:t>2 tenían un nombre que mentía</w:t>
+      </w:r>
+      <w:r>
+        <w:t xml:space="preserve"> y </w:t>
+      </w:r>
+      <w:r>
+        <w:rPr>
+          <w:b/>
+        </w:rPr>
+        <w:t>1 se contradecía con otro test del mismo fichero</w:t>
+      </w:r>
+      <w:r>
+        <w:t>.</w:t>
       </w:r>
     </w:p>
     <w:p/>
@@ -2052,7 +3093,7 @@
         <w:pStyle w:val="Heading2"/>
       </w:pPr>
       <w:r>
-        <w:t>5 · Lo que falló del prompt, y es culpa mía</w:t>
+        <w:t>6 · Lo que falló del prompt, y es culpa mía</w:t>
       </w:r>
     </w:p>
     <w:p>
@@ -2133,7 +3174,7 @@
         <w:pStyle w:val="Heading2"/>
       </w:pPr>
       <w:r>
-        <w:t>6 · Lo que se aprendió</w:t>
+        <w:t>7 · Lo que se aprendió</w:t>
       </w:r>
     </w:p>
     <w:p>
@@ -2224,7 +3265,7 @@
         <w:pStyle w:val="Heading2"/>
       </w:pPr>
       <w:r>
-        <w:t>7 · Qué queda en el repositorio</w:t>
+        <w:t>8 · Qué queda en el repositorio</w:t>
       </w:r>
     </w:p>
     <w:tbl>
